--- a/pr-preview/pr-3/index.docx
+++ b/pr-preview/pr-3/index.docx
@@ -678,7 +678,7 @@
         <w:t xml:space="preserve"> </w:t>
       </w:r>
       <w:r>
-        <w:t xml:space="preserve">93e77bf</w:t>
+        <w:t xml:space="preserve">f04e100</w:t>
       </w:r>
     </w:p>
     <w:p>
@@ -700,7 +700,7 @@
         <w:t xml:space="preserve"> </w:t>
       </w:r>
       <w:r>
-        <w:t xml:space="preserve">93e77bf1e28e13f78c43db2af09cca9b960df9ad</w:t>
+        <w:t xml:space="preserve">f04e100b7365313db1970588875d009bf1db9c82</w:t>
       </w:r>
     </w:p>
     <w:p>
@@ -722,7 +722,7 @@
         <w:t xml:space="preserve"> </w:t>
       </w:r>
       <w:r>
-        <w:t xml:space="preserve">2026-04-06 17:52:47 -0700</w:t>
+        <w:t xml:space="preserve">2026-04-06 17:54:47 -0700</w:t>
       </w:r>
     </w:p>
     <w:p>
